--- a/甜品店备品手册_updated.docx
+++ b/甜品店备品手册_updated.docx
@@ -2030,7 +2030,7 @@
                 <w:sz w:val="20"/>
                 <w:szCs w:val="20"/>
               </w:rPr>
-              <w:t xml:space="preserve">EWS Egg Waffle Sauce</w:t>
+              <w:t xml:space="preserve">EWS 华夫饼酱</w:t>
             </w:r>
           </w:p>
         </w:tc>
@@ -2090,7 +2090,7 @@
                 <w:sz w:val="20"/>
                 <w:szCs w:val="20"/>
               </w:rPr>
-              <w:t xml:space="preserve">WS Waffle Sauce</w:t>
+              <w:t xml:space="preserve">WS 华夫饼酱（小）</w:t>
             </w:r>
           </w:p>
         </w:tc>
@@ -3784,7 +3784,7 @@
                 <w:sz w:val="20"/>
                 <w:szCs w:val="20"/>
               </w:rPr>
-              <w:t xml:space="preserve">&lt; 0，需补</w:t>
+              <w:t xml:space="preserve">芋头 + 芋泥合计 &lt; 6</w:t>
             </w:r>
           </w:p>
         </w:tc>
@@ -10017,6 +10017,283 @@
     </w:tbl>
     <w:p>
       <w:pPr>
+        <w:spacing w:after="120" w:before="240"/>
+      </w:pPr>
+      <w:r>
+        <w:rPr>
+          <w:rFonts w:ascii="Arial" w:cs="Arial" w:eastAsia="Arial" w:hAnsi="Arial"/>
+          <w:b/>
+          <w:bCs/>
+          <w:color w:val="1F4E79"/>
+          <w:sz w:val="24"/>
+          <w:szCs w:val="24"/>
+        </w:rPr>
+        <w:t xml:space="preserve">杏仁布丁（Almond Pudding）</w:t>
+      </w:r>
+    </w:p>
+    <w:tbl>
+      <w:tblPr>
+        <w:tblW w:type="dxa" w:w="9000"/>
+        <w:tblBorders>
+          <w:top w:val="single" w:color="auto" w:sz="4"/>
+          <w:left w:val="single" w:color="auto" w:sz="4"/>
+          <w:bottom w:val="single" w:color="auto" w:sz="4"/>
+          <w:right w:val="single" w:color="auto" w:sz="4"/>
+          <w:insideH w:val="single" w:color="auto" w:sz="4"/>
+          <w:insideV w:val="single" w:color="auto" w:sz="4"/>
+        </w:tblBorders>
+      </w:tblPr>
+      <w:tblGrid>
+        <w:gridCol w:w="2800"/>
+        <w:gridCol w:w="6200"/>
+      </w:tblGrid>
+      <w:tr>
+        <w:tc>
+          <w:tcPr>
+            <w:tcW w:type="dxa" w:w="2800"/>
+            <w:tcBorders>
+              <w:top w:val="single" w:color="AAAAAA" w:sz="4"/>
+              <w:left w:val="single" w:color="AAAAAA" w:sz="4"/>
+              <w:bottom w:val="single" w:color="AAAAAA" w:sz="4"/>
+              <w:right w:val="single" w:color="AAAAAA" w:sz="4"/>
+            </w:tcBorders>
+            <w:shd w:fill="D6E4F0" w:val="clear"/>
+            <w:tcMar>
+              <w:top w:type="dxa" w:w="80"/>
+              <w:left w:type="dxa" w:w="120"/>
+              <w:bottom w:type="dxa" w:w="80"/>
+              <w:right w:type="dxa" w:w="120"/>
+            </w:tcMar>
+          </w:tcPr>
+          <w:p>
+            <w:r>
+              <w:rPr>
+                <w:rFonts w:ascii="Arial" w:cs="Arial" w:eastAsia="Arial" w:hAnsi="Arial"/>
+                <w:b/>
+                <w:bCs/>
+                <w:color w:val="1F4E79"/>
+                <w:sz w:val="20"/>
+                <w:szCs w:val="20"/>
+              </w:rPr>
+              <w:t xml:space="preserve">项目</w:t>
+            </w:r>
+          </w:p>
+        </w:tc>
+        <w:tc>
+          <w:tcPr>
+            <w:tcW w:type="dxa" w:w="6200"/>
+            <w:tcBorders>
+              <w:top w:val="single" w:color="AAAAAA" w:sz="4"/>
+              <w:left w:val="single" w:color="AAAAAA" w:sz="4"/>
+              <w:bottom w:val="single" w:color="AAAAAA" w:sz="4"/>
+              <w:right w:val="single" w:color="AAAAAA" w:sz="4"/>
+            </w:tcBorders>
+            <w:shd w:fill="D6E4F0" w:val="clear"/>
+            <w:tcMar>
+              <w:top w:type="dxa" w:w="80"/>
+              <w:left w:type="dxa" w:w="120"/>
+              <w:bottom w:type="dxa" w:w="80"/>
+              <w:right w:type="dxa" w:w="120"/>
+            </w:tcMar>
+          </w:tcPr>
+          <w:p>
+            <w:r>
+              <w:rPr>
+                <w:rFonts w:ascii="Arial" w:cs="Arial" w:eastAsia="Arial" w:hAnsi="Arial"/>
+                <w:b/>
+                <w:bCs/>
+                <w:color w:val="1F4E79"/>
+                <w:sz w:val="20"/>
+                <w:szCs w:val="20"/>
+              </w:rPr>
+              <w:t xml:space="preserve">内容</w:t>
+            </w:r>
+          </w:p>
+        </w:tc>
+      </w:tr>
+      <w:tr>
+        <w:tc>
+          <w:tcPr>
+            <w:tcW w:type="dxa" w:w="2800"/>
+            <w:tcBorders>
+              <w:top w:val="single" w:color="AAAAAA" w:sz="4"/>
+              <w:left w:val="single" w:color="AAAAAA" w:sz="4"/>
+              <w:bottom w:val="single" w:color="AAAAAA" w:sz="4"/>
+              <w:right w:val="single" w:color="AAAAAA" w:sz="4"/>
+            </w:tcBorders>
+            <w:shd w:fill="FFFFFF" w:val="clear"/>
+            <w:tcMar>
+              <w:top w:type="dxa" w:w="80"/>
+              <w:left w:type="dxa" w:w="120"/>
+              <w:bottom w:type="dxa" w:w="80"/>
+              <w:right w:type="dxa" w:w="120"/>
+            </w:tcMar>
+          </w:tcPr>
+          <w:p>
+            <w:r>
+              <w:rPr>
+                <w:rFonts w:ascii="Arial" w:cs="Arial" w:eastAsia="Arial" w:hAnsi="Arial"/>
+                <w:b/>
+                <w:bCs/>
+                <w:sz w:val="20"/>
+                <w:szCs w:val="20"/>
+              </w:rPr>
+              <w:t xml:space="preserve">材料</w:t>
+            </w:r>
+          </w:p>
+        </w:tc>
+        <w:tc>
+          <w:tcPr>
+            <w:tcW w:type="dxa" w:w="6200"/>
+            <w:tcBorders>
+              <w:top w:val="single" w:color="AAAAAA" w:sz="4"/>
+              <w:left w:val="single" w:color="AAAAAA" w:sz="4"/>
+              <w:bottom w:val="single" w:color="AAAAAA" w:sz="4"/>
+              <w:right w:val="single" w:color="AAAAAA" w:sz="4"/>
+            </w:tcBorders>
+            <w:shd w:fill="FFFFFF" w:val="clear"/>
+            <w:tcMar>
+              <w:top w:type="dxa" w:w="80"/>
+              <w:left w:type="dxa" w:w="120"/>
+              <w:bottom w:type="dxa" w:w="80"/>
+              <w:right w:type="dxa" w:w="120"/>
+            </w:tcMar>
+          </w:tcPr>
+          <w:p>
+            <w:r>
+              <w:rPr>
+                <w:rFonts w:ascii="Arial" w:cs="Arial" w:eastAsia="Arial" w:hAnsi="Arial"/>
+                <w:sz w:val="20"/>
+                <w:szCs w:val="20"/>
+              </w:rPr>
+              <w:t xml:space="preserve">牛奶布丁粉（Milk Cotta）500 g + 银袋杏仁粉（AK Powder）100 g + 水 2500 ml</w:t>
+            </w:r>
+          </w:p>
+        </w:tc>
+      </w:tr>
+      <w:tr>
+        <w:tc>
+          <w:tcPr>
+            <w:tcW w:type="dxa" w:w="2800"/>
+            <w:tcBorders>
+              <w:top w:val="single" w:color="AAAAAA" w:sz="4"/>
+              <w:left w:val="single" w:color="AAAAAA" w:sz="4"/>
+              <w:bottom w:val="single" w:color="AAAAAA" w:sz="4"/>
+              <w:right w:val="single" w:color="AAAAAA" w:sz="4"/>
+            </w:tcBorders>
+            <w:shd w:fill="F5F5F5" w:val="clear"/>
+            <w:tcMar>
+              <w:top w:type="dxa" w:w="80"/>
+              <w:left w:type="dxa" w:w="120"/>
+              <w:bottom w:type="dxa" w:w="80"/>
+              <w:right w:type="dxa" w:w="120"/>
+            </w:tcMar>
+          </w:tcPr>
+          <w:p>
+            <w:r>
+              <w:rPr>
+                <w:rFonts w:ascii="Arial" w:cs="Arial" w:eastAsia="Arial" w:hAnsi="Arial"/>
+                <w:b/>
+                <w:bCs/>
+                <w:sz w:val="20"/>
+                <w:szCs w:val="20"/>
+              </w:rPr>
+              <w:t xml:space="preserve">做法</w:t>
+            </w:r>
+          </w:p>
+        </w:tc>
+        <w:tc>
+          <w:tcPr>
+            <w:tcW w:type="dxa" w:w="6200"/>
+            <w:tcBorders>
+              <w:top w:val="single" w:color="AAAAAA" w:sz="4"/>
+              <w:left w:val="single" w:color="AAAAAA" w:sz="4"/>
+              <w:bottom w:val="single" w:color="AAAAAA" w:sz="4"/>
+              <w:right w:val="single" w:color="AAAAAA" w:sz="4"/>
+            </w:tcBorders>
+            <w:shd w:fill="F5F5F5" w:val="clear"/>
+            <w:tcMar>
+              <w:top w:type="dxa" w:w="80"/>
+              <w:left w:type="dxa" w:w="120"/>
+              <w:bottom w:type="dxa" w:w="80"/>
+              <w:right w:type="dxa" w:w="120"/>
+            </w:tcMar>
+          </w:tcPr>
+          <w:p>
+            <w:r>
+              <w:rPr>
+                <w:rFonts w:ascii="Arial" w:cs="Arial" w:eastAsia="Arial" w:hAnsi="Arial"/>
+                <w:sz w:val="20"/>
+                <w:szCs w:val="20"/>
+              </w:rPr>
+              <w:t xml:space="preserve">水烧滚开关火，搅入布丁粉和杏仁粉至匀</w:t>
+            </w:r>
+          </w:p>
+        </w:tc>
+      </w:tr>
+      <w:tr>
+        <w:tc>
+          <w:tcPr>
+            <w:tcW w:type="dxa" w:w="2800"/>
+            <w:tcBorders>
+              <w:top w:val="single" w:color="AAAAAA" w:sz="4"/>
+              <w:left w:val="single" w:color="AAAAAA" w:sz="4"/>
+              <w:bottom w:val="single" w:color="AAAAAA" w:sz="4"/>
+              <w:right w:val="single" w:color="AAAAAA" w:sz="4"/>
+            </w:tcBorders>
+            <w:shd w:fill="FFFFFF" w:val="clear"/>
+            <w:tcMar>
+              <w:top w:type="dxa" w:w="80"/>
+              <w:left w:type="dxa" w:w="120"/>
+              <w:bottom w:type="dxa" w:w="80"/>
+              <w:right w:type="dxa" w:w="120"/>
+            </w:tcMar>
+          </w:tcPr>
+          <w:p>
+            <w:r>
+              <w:rPr>
+                <w:rFonts w:ascii="Arial" w:cs="Arial" w:eastAsia="Arial" w:hAnsi="Arial"/>
+                <w:b/>
+                <w:bCs/>
+                <w:sz w:val="20"/>
+                <w:szCs w:val="20"/>
+              </w:rPr>
+              <w:t xml:space="preserve">出品</w:t>
+            </w:r>
+          </w:p>
+        </w:tc>
+        <w:tc>
+          <w:tcPr>
+            <w:tcW w:type="dxa" w:w="6200"/>
+            <w:tcBorders>
+              <w:top w:val="single" w:color="AAAAAA" w:sz="4"/>
+              <w:left w:val="single" w:color="AAAAAA" w:sz="4"/>
+              <w:bottom w:val="single" w:color="AAAAAA" w:sz="4"/>
+              <w:right w:val="single" w:color="AAAAAA" w:sz="4"/>
+            </w:tcBorders>
+            <w:shd w:fill="FFFFFF" w:val="clear"/>
+            <w:tcMar>
+              <w:top w:type="dxa" w:w="80"/>
+              <w:left w:type="dxa" w:w="120"/>
+              <w:bottom w:type="dxa" w:w="80"/>
+              <w:right w:type="dxa" w:w="120"/>
+            </w:tcMar>
+          </w:tcPr>
+          <w:p>
+            <w:r>
+              <w:rPr>
+                <w:rFonts w:ascii="Arial" w:cs="Arial" w:eastAsia="Arial" w:hAnsi="Arial"/>
+                <w:sz w:val="20"/>
+                <w:szCs w:val="20"/>
+              </w:rPr>
+              <w:t xml:space="preserve">过滤网进白色透明桶，均分 25 个布丁盒</w:t>
+            </w:r>
+          </w:p>
+        </w:tc>
+      </w:tr>
+    </w:tbl>
+    <w:p>
+      <w:pPr>
         <w:spacing w:after="0" w:before="0"/>
       </w:pPr>
       <w:r>
@@ -11786,6 +12063,897 @@
                 <w:szCs w:val="20"/>
               </w:rPr>
               <w:t xml:space="preserve">搅拌均匀</w:t>
+            </w:r>
+          </w:p>
+        </w:tc>
+      </w:tr>
+    </w:tbl>
+    <w:p>
+      <w:pPr>
+        <w:spacing w:after="120" w:before="240"/>
+      </w:pPr>
+      <w:r>
+        <w:rPr>
+          <w:rFonts w:ascii="Arial" w:cs="Arial" w:eastAsia="Arial" w:hAnsi="Arial"/>
+          <w:b/>
+          <w:bCs/>
+          <w:color w:val="1F4E79"/>
+          <w:sz w:val="24"/>
+          <w:szCs w:val="24"/>
+        </w:rPr>
+        <w:t xml:space="preserve">奶茶冻（MTJ）</w:t>
+      </w:r>
+    </w:p>
+    <w:tbl>
+      <w:tblPr>
+        <w:tblW w:type="dxa" w:w="9000"/>
+        <w:tblBorders>
+          <w:top w:val="single" w:color="auto" w:sz="4"/>
+          <w:left w:val="single" w:color="auto" w:sz="4"/>
+          <w:bottom w:val="single" w:color="auto" w:sz="4"/>
+          <w:right w:val="single" w:color="auto" w:sz="4"/>
+          <w:insideH w:val="single" w:color="auto" w:sz="4"/>
+          <w:insideV w:val="single" w:color="auto" w:sz="4"/>
+        </w:tblBorders>
+      </w:tblPr>
+      <w:tblGrid>
+        <w:gridCol w:w="2800"/>
+        <w:gridCol w:w="6200"/>
+      </w:tblGrid>
+      <w:tr>
+        <w:tc>
+          <w:tcPr>
+            <w:tcW w:type="dxa" w:w="2800"/>
+            <w:tcBorders>
+              <w:top w:val="single" w:color="AAAAAA" w:sz="4"/>
+              <w:left w:val="single" w:color="AAAAAA" w:sz="4"/>
+              <w:bottom w:val="single" w:color="AAAAAA" w:sz="4"/>
+              <w:right w:val="single" w:color="AAAAAA" w:sz="4"/>
+            </w:tcBorders>
+            <w:shd w:fill="D6E4F0" w:val="clear"/>
+            <w:tcMar>
+              <w:top w:type="dxa" w:w="80"/>
+              <w:left w:type="dxa" w:w="120"/>
+              <w:bottom w:type="dxa" w:w="80"/>
+              <w:right w:type="dxa" w:w="120"/>
+            </w:tcMar>
+          </w:tcPr>
+          <w:p>
+            <w:r>
+              <w:rPr>
+                <w:rFonts w:ascii="Arial" w:cs="Arial" w:eastAsia="Arial" w:hAnsi="Arial"/>
+                <w:b/>
+                <w:bCs/>
+                <w:color w:val="1F4E79"/>
+                <w:sz w:val="20"/>
+                <w:szCs w:val="20"/>
+              </w:rPr>
+              <w:t xml:space="preserve">项目</w:t>
+            </w:r>
+          </w:p>
+        </w:tc>
+        <w:tc>
+          <w:tcPr>
+            <w:tcW w:type="dxa" w:w="6200"/>
+            <w:tcBorders>
+              <w:top w:val="single" w:color="AAAAAA" w:sz="4"/>
+              <w:left w:val="single" w:color="AAAAAA" w:sz="4"/>
+              <w:bottom w:val="single" w:color="AAAAAA" w:sz="4"/>
+              <w:right w:val="single" w:color="AAAAAA" w:sz="4"/>
+            </w:tcBorders>
+            <w:shd w:fill="D6E4F0" w:val="clear"/>
+            <w:tcMar>
+              <w:top w:type="dxa" w:w="80"/>
+              <w:left w:type="dxa" w:w="120"/>
+              <w:bottom w:type="dxa" w:w="80"/>
+              <w:right w:type="dxa" w:w="120"/>
+            </w:tcMar>
+          </w:tcPr>
+          <w:p>
+            <w:r>
+              <w:rPr>
+                <w:rFonts w:ascii="Arial" w:cs="Arial" w:eastAsia="Arial" w:hAnsi="Arial"/>
+                <w:b/>
+                <w:bCs/>
+                <w:color w:val="1F4E79"/>
+                <w:sz w:val="20"/>
+                <w:szCs w:val="20"/>
+              </w:rPr>
+              <w:t xml:space="preserve">内容</w:t>
+            </w:r>
+          </w:p>
+        </w:tc>
+      </w:tr>
+      <w:tr>
+        <w:tc>
+          <w:tcPr>
+            <w:tcW w:type="dxa" w:w="2800"/>
+            <w:tcBorders>
+              <w:top w:val="single" w:color="AAAAAA" w:sz="4"/>
+              <w:left w:val="single" w:color="AAAAAA" w:sz="4"/>
+              <w:bottom w:val="single" w:color="AAAAAA" w:sz="4"/>
+              <w:right w:val="single" w:color="AAAAAA" w:sz="4"/>
+            </w:tcBorders>
+            <w:shd w:fill="FFFFFF" w:val="clear"/>
+            <w:tcMar>
+              <w:top w:type="dxa" w:w="80"/>
+              <w:left w:type="dxa" w:w="120"/>
+              <w:bottom w:type="dxa" w:w="80"/>
+              <w:right w:type="dxa" w:w="120"/>
+            </w:tcMar>
+          </w:tcPr>
+          <w:p>
+            <w:r>
+              <w:rPr>
+                <w:rFonts w:ascii="Arial" w:cs="Arial" w:eastAsia="Arial" w:hAnsi="Arial"/>
+                <w:b/>
+                <w:bCs/>
+                <w:sz w:val="20"/>
+                <w:szCs w:val="20"/>
+              </w:rPr>
+              <w:t xml:space="preserve">材料</w:t>
+            </w:r>
+          </w:p>
+        </w:tc>
+        <w:tc>
+          <w:tcPr>
+            <w:tcW w:type="dxa" w:w="6200"/>
+            <w:tcBorders>
+              <w:top w:val="single" w:color="AAAAAA" w:sz="4"/>
+              <w:left w:val="single" w:color="AAAAAA" w:sz="4"/>
+              <w:bottom w:val="single" w:color="AAAAAA" w:sz="4"/>
+              <w:right w:val="single" w:color="AAAAAA" w:sz="4"/>
+            </w:tcBorders>
+            <w:shd w:fill="FFFFFF" w:val="clear"/>
+            <w:tcMar>
+              <w:top w:type="dxa" w:w="80"/>
+              <w:left w:type="dxa" w:w="120"/>
+              <w:bottom w:type="dxa" w:w="80"/>
+              <w:right w:type="dxa" w:w="120"/>
+            </w:tcMar>
+          </w:tcPr>
+          <w:p>
+            <w:r>
+              <w:rPr>
+                <w:rFonts w:ascii="Arial" w:cs="Arial" w:eastAsia="Arial" w:hAnsi="Arial"/>
+                <w:sz w:val="20"/>
+                <w:szCs w:val="20"/>
+              </w:rPr>
+              <w:t xml:space="preserve">红茶叶 25 g + 水 1000 ml + 牛奶布丁粉（Milk Cotta）180 g</w:t>
+            </w:r>
+          </w:p>
+        </w:tc>
+      </w:tr>
+      <w:tr>
+        <w:tc>
+          <w:tcPr>
+            <w:tcW w:type="dxa" w:w="2800"/>
+            <w:tcBorders>
+              <w:top w:val="single" w:color="AAAAAA" w:sz="4"/>
+              <w:left w:val="single" w:color="AAAAAA" w:sz="4"/>
+              <w:bottom w:val="single" w:color="AAAAAA" w:sz="4"/>
+              <w:right w:val="single" w:color="AAAAAA" w:sz="4"/>
+            </w:tcBorders>
+            <w:shd w:fill="F5F5F5" w:val="clear"/>
+            <w:tcMar>
+              <w:top w:type="dxa" w:w="80"/>
+              <w:left w:type="dxa" w:w="120"/>
+              <w:bottom w:type="dxa" w:w="80"/>
+              <w:right w:type="dxa" w:w="120"/>
+            </w:tcMar>
+          </w:tcPr>
+          <w:p>
+            <w:r>
+              <w:rPr>
+                <w:rFonts w:ascii="Arial" w:cs="Arial" w:eastAsia="Arial" w:hAnsi="Arial"/>
+                <w:b/>
+                <w:bCs/>
+                <w:sz w:val="20"/>
+                <w:szCs w:val="20"/>
+              </w:rPr>
+              <w:t xml:space="preserve">红茶</w:t>
+            </w:r>
+          </w:p>
+        </w:tc>
+        <w:tc>
+          <w:tcPr>
+            <w:tcW w:type="dxa" w:w="6200"/>
+            <w:tcBorders>
+              <w:top w:val="single" w:color="AAAAAA" w:sz="4"/>
+              <w:left w:val="single" w:color="AAAAAA" w:sz="4"/>
+              <w:bottom w:val="single" w:color="AAAAAA" w:sz="4"/>
+              <w:right w:val="single" w:color="AAAAAA" w:sz="4"/>
+            </w:tcBorders>
+            <w:shd w:fill="F5F5F5" w:val="clear"/>
+            <w:tcMar>
+              <w:top w:type="dxa" w:w="80"/>
+              <w:left w:type="dxa" w:w="120"/>
+              <w:bottom w:type="dxa" w:w="80"/>
+              <w:right w:type="dxa" w:w="120"/>
+            </w:tcMar>
+          </w:tcPr>
+          <w:p>
+            <w:r>
+              <w:rPr>
+                <w:rFonts w:ascii="Arial" w:cs="Arial" w:eastAsia="Arial" w:hAnsi="Arial"/>
+                <w:sz w:val="20"/>
+                <w:szCs w:val="20"/>
+              </w:rPr>
+              <w:t xml:space="preserve">水烧开加茶叶焖 10 分钟，滤网过滤进芋头盆</w:t>
+            </w:r>
+          </w:p>
+        </w:tc>
+      </w:tr>
+      <w:tr>
+        <w:tc>
+          <w:tcPr>
+            <w:tcW w:type="dxa" w:w="2800"/>
+            <w:tcBorders>
+              <w:top w:val="single" w:color="AAAAAA" w:sz="4"/>
+              <w:left w:val="single" w:color="AAAAAA" w:sz="4"/>
+              <w:bottom w:val="single" w:color="AAAAAA" w:sz="4"/>
+              <w:right w:val="single" w:color="AAAAAA" w:sz="4"/>
+            </w:tcBorders>
+            <w:shd w:fill="FFFFFF" w:val="clear"/>
+            <w:tcMar>
+              <w:top w:type="dxa" w:w="80"/>
+              <w:left w:type="dxa" w:w="120"/>
+              <w:bottom w:type="dxa" w:w="80"/>
+              <w:right w:type="dxa" w:w="120"/>
+            </w:tcMar>
+          </w:tcPr>
+          <w:p>
+            <w:r>
+              <w:rPr>
+                <w:rFonts w:ascii="Arial" w:cs="Arial" w:eastAsia="Arial" w:hAnsi="Arial"/>
+                <w:b/>
+                <w:bCs/>
+                <w:sz w:val="20"/>
+                <w:szCs w:val="20"/>
+              </w:rPr>
+              <w:t xml:space="preserve">做法</w:t>
+            </w:r>
+          </w:p>
+        </w:tc>
+        <w:tc>
+          <w:tcPr>
+            <w:tcW w:type="dxa" w:w="6200"/>
+            <w:tcBorders>
+              <w:top w:val="single" w:color="AAAAAA" w:sz="4"/>
+              <w:left w:val="single" w:color="AAAAAA" w:sz="4"/>
+              <w:bottom w:val="single" w:color="AAAAAA" w:sz="4"/>
+              <w:right w:val="single" w:color="AAAAAA" w:sz="4"/>
+            </w:tcBorders>
+            <w:shd w:fill="FFFFFF" w:val="clear"/>
+            <w:tcMar>
+              <w:top w:type="dxa" w:w="80"/>
+              <w:left w:type="dxa" w:w="120"/>
+              <w:bottom w:type="dxa" w:w="80"/>
+              <w:right w:type="dxa" w:w="120"/>
+            </w:tcMar>
+          </w:tcPr>
+          <w:p>
+            <w:r>
+              <w:rPr>
+                <w:rFonts w:ascii="Arial" w:cs="Arial" w:eastAsia="Arial" w:hAnsi="Arial"/>
+                <w:sz w:val="20"/>
+                <w:szCs w:val="20"/>
+              </w:rPr>
+              <w:t xml:space="preserve">红茶烧开，加入布丁粉搅匀再烧开</w:t>
+            </w:r>
+          </w:p>
+        </w:tc>
+      </w:tr>
+      <w:tr>
+        <w:tc>
+          <w:tcPr>
+            <w:tcW w:type="dxa" w:w="2800"/>
+            <w:tcBorders>
+              <w:top w:val="single" w:color="AAAAAA" w:sz="4"/>
+              <w:left w:val="single" w:color="AAAAAA" w:sz="4"/>
+              <w:bottom w:val="single" w:color="AAAAAA" w:sz="4"/>
+              <w:right w:val="single" w:color="AAAAAA" w:sz="4"/>
+            </w:tcBorders>
+            <w:shd w:fill="F5F5F5" w:val="clear"/>
+            <w:tcMar>
+              <w:top w:type="dxa" w:w="80"/>
+              <w:left w:type="dxa" w:w="120"/>
+              <w:bottom w:type="dxa" w:w="80"/>
+              <w:right w:type="dxa" w:w="120"/>
+            </w:tcMar>
+          </w:tcPr>
+          <w:p>
+            <w:r>
+              <w:rPr>
+                <w:rFonts w:ascii="Arial" w:cs="Arial" w:eastAsia="Arial" w:hAnsi="Arial"/>
+                <w:b/>
+                <w:bCs/>
+                <w:sz w:val="20"/>
+                <w:szCs w:val="20"/>
+              </w:rPr>
+              <w:t xml:space="preserve">出品</w:t>
+            </w:r>
+          </w:p>
+        </w:tc>
+        <w:tc>
+          <w:tcPr>
+            <w:tcW w:type="dxa" w:w="6200"/>
+            <w:tcBorders>
+              <w:top w:val="single" w:color="AAAAAA" w:sz="4"/>
+              <w:left w:val="single" w:color="AAAAAA" w:sz="4"/>
+              <w:bottom w:val="single" w:color="AAAAAA" w:sz="4"/>
+              <w:right w:val="single" w:color="AAAAAA" w:sz="4"/>
+            </w:tcBorders>
+            <w:shd w:fill="F5F5F5" w:val="clear"/>
+            <w:tcMar>
+              <w:top w:type="dxa" w:w="80"/>
+              <w:left w:type="dxa" w:w="120"/>
+              <w:bottom w:type="dxa" w:w="80"/>
+              <w:right w:type="dxa" w:w="120"/>
+            </w:tcMar>
+          </w:tcPr>
+          <w:p>
+            <w:r>
+              <w:rPr>
+                <w:rFonts w:ascii="Arial" w:cs="Arial" w:eastAsia="Arial" w:hAnsi="Arial"/>
+                <w:sz w:val="20"/>
+                <w:szCs w:val="20"/>
+              </w:rPr>
+              <w:t xml:space="preserve">过滤网进奶茶冻方形容器</w:t>
+            </w:r>
+          </w:p>
+        </w:tc>
+      </w:tr>
+    </w:tbl>
+    <w:p>
+      <w:pPr>
+        <w:spacing w:after="120" w:before="240"/>
+      </w:pPr>
+      <w:r>
+        <w:rPr>
+          <w:rFonts w:ascii="Arial" w:cs="Arial" w:eastAsia="Arial" w:hAnsi="Arial"/>
+          <w:b/>
+          <w:bCs/>
+          <w:color w:val="1F4E79"/>
+          <w:sz w:val="24"/>
+          <w:szCs w:val="24"/>
+        </w:rPr>
+        <w:t xml:space="preserve">草莓酱（SJ）</w:t>
+      </w:r>
+    </w:p>
+    <w:tbl>
+      <w:tblPr>
+        <w:tblW w:type="dxa" w:w="9000"/>
+        <w:tblBorders>
+          <w:top w:val="single" w:color="auto" w:sz="4"/>
+          <w:left w:val="single" w:color="auto" w:sz="4"/>
+          <w:bottom w:val="single" w:color="auto" w:sz="4"/>
+          <w:right w:val="single" w:color="auto" w:sz="4"/>
+          <w:insideH w:val="single" w:color="auto" w:sz="4"/>
+          <w:insideV w:val="single" w:color="auto" w:sz="4"/>
+        </w:tblBorders>
+      </w:tblPr>
+      <w:tblGrid>
+        <w:gridCol w:w="2800"/>
+        <w:gridCol w:w="6200"/>
+      </w:tblGrid>
+      <w:tr>
+        <w:tc>
+          <w:tcPr>
+            <w:tcW w:type="dxa" w:w="2800"/>
+            <w:tcBorders>
+              <w:top w:val="single" w:color="AAAAAA" w:sz="4"/>
+              <w:left w:val="single" w:color="AAAAAA" w:sz="4"/>
+              <w:bottom w:val="single" w:color="AAAAAA" w:sz="4"/>
+              <w:right w:val="single" w:color="AAAAAA" w:sz="4"/>
+            </w:tcBorders>
+            <w:shd w:fill="D6E4F0" w:val="clear"/>
+            <w:tcMar>
+              <w:top w:type="dxa" w:w="80"/>
+              <w:left w:type="dxa" w:w="120"/>
+              <w:bottom w:type="dxa" w:w="80"/>
+              <w:right w:type="dxa" w:w="120"/>
+            </w:tcMar>
+          </w:tcPr>
+          <w:p>
+            <w:r>
+              <w:rPr>
+                <w:rFonts w:ascii="Arial" w:cs="Arial" w:eastAsia="Arial" w:hAnsi="Arial"/>
+                <w:b/>
+                <w:bCs/>
+                <w:color w:val="1F4E79"/>
+                <w:sz w:val="20"/>
+                <w:szCs w:val="20"/>
+              </w:rPr>
+              <w:t xml:space="preserve">项目</w:t>
+            </w:r>
+          </w:p>
+        </w:tc>
+        <w:tc>
+          <w:tcPr>
+            <w:tcW w:type="dxa" w:w="6200"/>
+            <w:tcBorders>
+              <w:top w:val="single" w:color="AAAAAA" w:sz="4"/>
+              <w:left w:val="single" w:color="AAAAAA" w:sz="4"/>
+              <w:bottom w:val="single" w:color="AAAAAA" w:sz="4"/>
+              <w:right w:val="single" w:color="AAAAAA" w:sz="4"/>
+            </w:tcBorders>
+            <w:shd w:fill="D6E4F0" w:val="clear"/>
+            <w:tcMar>
+              <w:top w:type="dxa" w:w="80"/>
+              <w:left w:type="dxa" w:w="120"/>
+              <w:bottom w:type="dxa" w:w="80"/>
+              <w:right w:type="dxa" w:w="120"/>
+            </w:tcMar>
+          </w:tcPr>
+          <w:p>
+            <w:r>
+              <w:rPr>
+                <w:rFonts w:ascii="Arial" w:cs="Arial" w:eastAsia="Arial" w:hAnsi="Arial"/>
+                <w:b/>
+                <w:bCs/>
+                <w:color w:val="1F4E79"/>
+                <w:sz w:val="20"/>
+                <w:szCs w:val="20"/>
+              </w:rPr>
+              <w:t xml:space="preserve">内容</w:t>
+            </w:r>
+          </w:p>
+        </w:tc>
+      </w:tr>
+      <w:tr>
+        <w:tc>
+          <w:tcPr>
+            <w:tcW w:type="dxa" w:w="2800"/>
+            <w:tcBorders>
+              <w:top w:val="single" w:color="AAAAAA" w:sz="4"/>
+              <w:left w:val="single" w:color="AAAAAA" w:sz="4"/>
+              <w:bottom w:val="single" w:color="AAAAAA" w:sz="4"/>
+              <w:right w:val="single" w:color="AAAAAA" w:sz="4"/>
+            </w:tcBorders>
+            <w:shd w:fill="FFFFFF" w:val="clear"/>
+            <w:tcMar>
+              <w:top w:type="dxa" w:w="80"/>
+              <w:left w:type="dxa" w:w="120"/>
+              <w:bottom w:type="dxa" w:w="80"/>
+              <w:right w:type="dxa" w:w="120"/>
+            </w:tcMar>
+          </w:tcPr>
+          <w:p>
+            <w:r>
+              <w:rPr>
+                <w:rFonts w:ascii="Arial" w:cs="Arial" w:eastAsia="Arial" w:hAnsi="Arial"/>
+                <w:b/>
+                <w:bCs/>
+                <w:sz w:val="20"/>
+                <w:szCs w:val="20"/>
+              </w:rPr>
+              <w:t xml:space="preserve">材料</w:t>
+            </w:r>
+          </w:p>
+        </w:tc>
+        <w:tc>
+          <w:tcPr>
+            <w:tcW w:type="dxa" w:w="6200"/>
+            <w:tcBorders>
+              <w:top w:val="single" w:color="AAAAAA" w:sz="4"/>
+              <w:left w:val="single" w:color="AAAAAA" w:sz="4"/>
+              <w:bottom w:val="single" w:color="AAAAAA" w:sz="4"/>
+              <w:right w:val="single" w:color="AAAAAA" w:sz="4"/>
+            </w:tcBorders>
+            <w:shd w:fill="FFFFFF" w:val="clear"/>
+            <w:tcMar>
+              <w:top w:type="dxa" w:w="80"/>
+              <w:left w:type="dxa" w:w="120"/>
+              <w:bottom w:type="dxa" w:w="80"/>
+              <w:right w:type="dxa" w:w="120"/>
+            </w:tcMar>
+          </w:tcPr>
+          <w:p>
+            <w:r>
+              <w:rPr>
+                <w:rFonts w:ascii="Arial" w:cs="Arial" w:eastAsia="Arial" w:hAnsi="Arial"/>
+                <w:sz w:val="20"/>
+                <w:szCs w:val="20"/>
+              </w:rPr>
+              <w:t xml:space="preserve">草莓酱 1100 g + 新鲜草莓 300 g</w:t>
+            </w:r>
+          </w:p>
+        </w:tc>
+      </w:tr>
+      <w:tr>
+        <w:tc>
+          <w:tcPr>
+            <w:tcW w:type="dxa" w:w="2800"/>
+            <w:tcBorders>
+              <w:top w:val="single" w:color="AAAAAA" w:sz="4"/>
+              <w:left w:val="single" w:color="AAAAAA" w:sz="4"/>
+              <w:bottom w:val="single" w:color="AAAAAA" w:sz="4"/>
+              <w:right w:val="single" w:color="AAAAAA" w:sz="4"/>
+            </w:tcBorders>
+            <w:shd w:fill="F5F5F5" w:val="clear"/>
+            <w:tcMar>
+              <w:top w:type="dxa" w:w="80"/>
+              <w:left w:type="dxa" w:w="120"/>
+              <w:bottom w:type="dxa" w:w="80"/>
+              <w:right w:type="dxa" w:w="120"/>
+            </w:tcMar>
+          </w:tcPr>
+          <w:p>
+            <w:r>
+              <w:rPr>
+                <w:rFonts w:ascii="Arial" w:cs="Arial" w:eastAsia="Arial" w:hAnsi="Arial"/>
+                <w:b/>
+                <w:bCs/>
+                <w:sz w:val="20"/>
+                <w:szCs w:val="20"/>
+              </w:rPr>
+              <w:t xml:space="preserve">做法</w:t>
+            </w:r>
+          </w:p>
+        </w:tc>
+        <w:tc>
+          <w:tcPr>
+            <w:tcW w:type="dxa" w:w="6200"/>
+            <w:tcBorders>
+              <w:top w:val="single" w:color="AAAAAA" w:sz="4"/>
+              <w:left w:val="single" w:color="AAAAAA" w:sz="4"/>
+              <w:bottom w:val="single" w:color="AAAAAA" w:sz="4"/>
+              <w:right w:val="single" w:color="AAAAAA" w:sz="4"/>
+            </w:tcBorders>
+            <w:shd w:fill="F5F5F5" w:val="clear"/>
+            <w:tcMar>
+              <w:top w:type="dxa" w:w="80"/>
+              <w:left w:type="dxa" w:w="120"/>
+              <w:bottom w:type="dxa" w:w="80"/>
+              <w:right w:type="dxa" w:w="120"/>
+            </w:tcMar>
+          </w:tcPr>
+          <w:p>
+            <w:r>
+              <w:rPr>
+                <w:rFonts w:ascii="Arial" w:cs="Arial" w:eastAsia="Arial" w:hAnsi="Arial"/>
+                <w:sz w:val="20"/>
+                <w:szCs w:val="20"/>
+              </w:rPr>
+              <w:t xml:space="preserve">混合搅拌均匀</w:t>
+            </w:r>
+          </w:p>
+        </w:tc>
+      </w:tr>
+      <w:tr>
+        <w:tc>
+          <w:tcPr>
+            <w:tcW w:type="dxa" w:w="2800"/>
+            <w:tcBorders>
+              <w:top w:val="single" w:color="AAAAAA" w:sz="4"/>
+              <w:left w:val="single" w:color="AAAAAA" w:sz="4"/>
+              <w:bottom w:val="single" w:color="AAAAAA" w:sz="4"/>
+              <w:right w:val="single" w:color="AAAAAA" w:sz="4"/>
+            </w:tcBorders>
+            <w:shd w:fill="FFFFFF" w:val="clear"/>
+            <w:tcMar>
+              <w:top w:type="dxa" w:w="80"/>
+              <w:left w:type="dxa" w:w="120"/>
+              <w:bottom w:type="dxa" w:w="80"/>
+              <w:right w:type="dxa" w:w="120"/>
+            </w:tcMar>
+          </w:tcPr>
+          <w:p>
+            <w:r>
+              <w:rPr>
+                <w:rFonts w:ascii="Arial" w:cs="Arial" w:eastAsia="Arial" w:hAnsi="Arial"/>
+                <w:b/>
+                <w:bCs/>
+                <w:sz w:val="20"/>
+                <w:szCs w:val="20"/>
+              </w:rPr>
+              <w:t xml:space="preserve">存放</w:t>
+            </w:r>
+          </w:p>
+        </w:tc>
+        <w:tc>
+          <w:tcPr>
+            <w:tcW w:type="dxa" w:w="6200"/>
+            <w:tcBorders>
+              <w:top w:val="single" w:color="AAAAAA" w:sz="4"/>
+              <w:left w:val="single" w:color="AAAAAA" w:sz="4"/>
+              <w:bottom w:val="single" w:color="AAAAAA" w:sz="4"/>
+              <w:right w:val="single" w:color="AAAAAA" w:sz="4"/>
+            </w:tcBorders>
+            <w:shd w:fill="FFFFFF" w:val="clear"/>
+            <w:tcMar>
+              <w:top w:type="dxa" w:w="80"/>
+              <w:left w:type="dxa" w:w="120"/>
+              <w:bottom w:type="dxa" w:w="80"/>
+              <w:right w:type="dxa" w:w="120"/>
+            </w:tcMar>
+          </w:tcPr>
+          <w:p>
+            <w:r>
+              <w:rPr>
+                <w:rFonts w:ascii="Arial" w:cs="Arial" w:eastAsia="Arial" w:hAnsi="Arial"/>
+                <w:sz w:val="20"/>
+                <w:szCs w:val="20"/>
+              </w:rPr>
+              <w:t xml:space="preserve">冷藏，保质期 2 天</w:t>
+            </w:r>
+          </w:p>
+        </w:tc>
+      </w:tr>
+    </w:tbl>
+    <w:p>
+      <w:pPr>
+        <w:spacing w:after="120" w:before="240"/>
+      </w:pPr>
+      <w:r>
+        <w:rPr>
+          <w:rFonts w:ascii="Arial" w:cs="Arial" w:eastAsia="Arial" w:hAnsi="Arial"/>
+          <w:b/>
+          <w:bCs/>
+          <w:color w:val="1F4E79"/>
+          <w:sz w:val="24"/>
+          <w:szCs w:val="24"/>
+        </w:rPr>
+        <w:t xml:space="preserve">黑糖糖浆（BSS）</w:t>
+      </w:r>
+    </w:p>
+    <w:tbl>
+      <w:tblPr>
+        <w:tblW w:type="dxa" w:w="9000"/>
+        <w:tblBorders>
+          <w:top w:val="single" w:color="auto" w:sz="4"/>
+          <w:left w:val="single" w:color="auto" w:sz="4"/>
+          <w:bottom w:val="single" w:color="auto" w:sz="4"/>
+          <w:right w:val="single" w:color="auto" w:sz="4"/>
+          <w:insideH w:val="single" w:color="auto" w:sz="4"/>
+          <w:insideV w:val="single" w:color="auto" w:sz="4"/>
+        </w:tblBorders>
+      </w:tblPr>
+      <w:tblGrid>
+        <w:gridCol w:w="2800"/>
+        <w:gridCol w:w="6200"/>
+      </w:tblGrid>
+      <w:tr>
+        <w:tc>
+          <w:tcPr>
+            <w:tcW w:type="dxa" w:w="2800"/>
+            <w:tcBorders>
+              <w:top w:val="single" w:color="AAAAAA" w:sz="4"/>
+              <w:left w:val="single" w:color="AAAAAA" w:sz="4"/>
+              <w:bottom w:val="single" w:color="AAAAAA" w:sz="4"/>
+              <w:right w:val="single" w:color="AAAAAA" w:sz="4"/>
+            </w:tcBorders>
+            <w:shd w:fill="D6E4F0" w:val="clear"/>
+            <w:tcMar>
+              <w:top w:type="dxa" w:w="80"/>
+              <w:left w:type="dxa" w:w="120"/>
+              <w:bottom w:type="dxa" w:w="80"/>
+              <w:right w:type="dxa" w:w="120"/>
+            </w:tcMar>
+          </w:tcPr>
+          <w:p>
+            <w:r>
+              <w:rPr>
+                <w:rFonts w:ascii="Arial" w:cs="Arial" w:eastAsia="Arial" w:hAnsi="Arial"/>
+                <w:b/>
+                <w:bCs/>
+                <w:color w:val="1F4E79"/>
+                <w:sz w:val="20"/>
+                <w:szCs w:val="20"/>
+              </w:rPr>
+              <w:t xml:space="preserve">项目</w:t>
+            </w:r>
+          </w:p>
+        </w:tc>
+        <w:tc>
+          <w:tcPr>
+            <w:tcW w:type="dxa" w:w="6200"/>
+            <w:tcBorders>
+              <w:top w:val="single" w:color="AAAAAA" w:sz="4"/>
+              <w:left w:val="single" w:color="AAAAAA" w:sz="4"/>
+              <w:bottom w:val="single" w:color="AAAAAA" w:sz="4"/>
+              <w:right w:val="single" w:color="AAAAAA" w:sz="4"/>
+            </w:tcBorders>
+            <w:shd w:fill="D6E4F0" w:val="clear"/>
+            <w:tcMar>
+              <w:top w:type="dxa" w:w="80"/>
+              <w:left w:type="dxa" w:w="120"/>
+              <w:bottom w:type="dxa" w:w="80"/>
+              <w:right w:type="dxa" w:w="120"/>
+            </w:tcMar>
+          </w:tcPr>
+          <w:p>
+            <w:r>
+              <w:rPr>
+                <w:rFonts w:ascii="Arial" w:cs="Arial" w:eastAsia="Arial" w:hAnsi="Arial"/>
+                <w:b/>
+                <w:bCs/>
+                <w:color w:val="1F4E79"/>
+                <w:sz w:val="20"/>
+                <w:szCs w:val="20"/>
+              </w:rPr>
+              <w:t xml:space="preserve">内容</w:t>
+            </w:r>
+          </w:p>
+        </w:tc>
+      </w:tr>
+      <w:tr>
+        <w:tc>
+          <w:tcPr>
+            <w:tcW w:type="dxa" w:w="2800"/>
+            <w:tcBorders>
+              <w:top w:val="single" w:color="AAAAAA" w:sz="4"/>
+              <w:left w:val="single" w:color="AAAAAA" w:sz="4"/>
+              <w:bottom w:val="single" w:color="AAAAAA" w:sz="4"/>
+              <w:right w:val="single" w:color="AAAAAA" w:sz="4"/>
+            </w:tcBorders>
+            <w:shd w:fill="FFFFFF" w:val="clear"/>
+            <w:tcMar>
+              <w:top w:type="dxa" w:w="80"/>
+              <w:left w:type="dxa" w:w="120"/>
+              <w:bottom w:type="dxa" w:w="80"/>
+              <w:right w:type="dxa" w:w="120"/>
+            </w:tcMar>
+          </w:tcPr>
+          <w:p>
+            <w:r>
+              <w:rPr>
+                <w:rFonts w:ascii="Arial" w:cs="Arial" w:eastAsia="Arial" w:hAnsi="Arial"/>
+                <w:b/>
+                <w:bCs/>
+                <w:sz w:val="20"/>
+                <w:szCs w:val="20"/>
+              </w:rPr>
+              <w:t xml:space="preserve">材料</w:t>
+            </w:r>
+          </w:p>
+        </w:tc>
+        <w:tc>
+          <w:tcPr>
+            <w:tcW w:type="dxa" w:w="6200"/>
+            <w:tcBorders>
+              <w:top w:val="single" w:color="AAAAAA" w:sz="4"/>
+              <w:left w:val="single" w:color="AAAAAA" w:sz="4"/>
+              <w:bottom w:val="single" w:color="AAAAAA" w:sz="4"/>
+              <w:right w:val="single" w:color="AAAAAA" w:sz="4"/>
+            </w:tcBorders>
+            <w:shd w:fill="FFFFFF" w:val="clear"/>
+            <w:tcMar>
+              <w:top w:type="dxa" w:w="80"/>
+              <w:left w:type="dxa" w:w="120"/>
+              <w:bottom w:type="dxa" w:w="80"/>
+              <w:right w:type="dxa" w:w="120"/>
+            </w:tcMar>
+          </w:tcPr>
+          <w:p>
+            <w:r>
+              <w:rPr>
+                <w:rFonts w:ascii="Arial" w:cs="Arial" w:eastAsia="Arial" w:hAnsi="Arial"/>
+                <w:sz w:val="20"/>
+                <w:szCs w:val="20"/>
+              </w:rPr>
+              <w:t xml:space="preserve">热水 400 ml + 黑糖粉 550 g</w:t>
+            </w:r>
+          </w:p>
+        </w:tc>
+      </w:tr>
+      <w:tr>
+        <w:tc>
+          <w:tcPr>
+            <w:tcW w:type="dxa" w:w="2800"/>
+            <w:tcBorders>
+              <w:top w:val="single" w:color="AAAAAA" w:sz="4"/>
+              <w:left w:val="single" w:color="AAAAAA" w:sz="4"/>
+              <w:bottom w:val="single" w:color="AAAAAA" w:sz="4"/>
+              <w:right w:val="single" w:color="AAAAAA" w:sz="4"/>
+            </w:tcBorders>
+            <w:shd w:fill="F5F5F5" w:val="clear"/>
+            <w:tcMar>
+              <w:top w:type="dxa" w:w="80"/>
+              <w:left w:type="dxa" w:w="120"/>
+              <w:bottom w:type="dxa" w:w="80"/>
+              <w:right w:type="dxa" w:w="120"/>
+            </w:tcMar>
+          </w:tcPr>
+          <w:p>
+            <w:r>
+              <w:rPr>
+                <w:rFonts w:ascii="Arial" w:cs="Arial" w:eastAsia="Arial" w:hAnsi="Arial"/>
+                <w:b/>
+                <w:bCs/>
+                <w:sz w:val="20"/>
+                <w:szCs w:val="20"/>
+              </w:rPr>
+              <w:t xml:space="preserve">做法</w:t>
+            </w:r>
+          </w:p>
+        </w:tc>
+        <w:tc>
+          <w:tcPr>
+            <w:tcW w:type="dxa" w:w="6200"/>
+            <w:tcBorders>
+              <w:top w:val="single" w:color="AAAAAA" w:sz="4"/>
+              <w:left w:val="single" w:color="AAAAAA" w:sz="4"/>
+              <w:bottom w:val="single" w:color="AAAAAA" w:sz="4"/>
+              <w:right w:val="single" w:color="AAAAAA" w:sz="4"/>
+            </w:tcBorders>
+            <w:shd w:fill="F5F5F5" w:val="clear"/>
+            <w:tcMar>
+              <w:top w:type="dxa" w:w="80"/>
+              <w:left w:type="dxa" w:w="120"/>
+              <w:bottom w:type="dxa" w:w="80"/>
+              <w:right w:type="dxa" w:w="120"/>
+            </w:tcMar>
+          </w:tcPr>
+          <w:p>
+            <w:r>
+              <w:rPr>
+                <w:rFonts w:ascii="Arial" w:cs="Arial" w:eastAsia="Arial" w:hAnsi="Arial"/>
+                <w:sz w:val="20"/>
+                <w:szCs w:val="20"/>
+              </w:rPr>
+              <w:t xml:space="preserve">煮沸</w:t>
+            </w:r>
+          </w:p>
+        </w:tc>
+      </w:tr>
+      <w:tr>
+        <w:tc>
+          <w:tcPr>
+            <w:tcW w:type="dxa" w:w="2800"/>
+            <w:tcBorders>
+              <w:top w:val="single" w:color="AAAAAA" w:sz="4"/>
+              <w:left w:val="single" w:color="AAAAAA" w:sz="4"/>
+              <w:bottom w:val="single" w:color="AAAAAA" w:sz="4"/>
+              <w:right w:val="single" w:color="AAAAAA" w:sz="4"/>
+            </w:tcBorders>
+            <w:shd w:fill="FFFFFF" w:val="clear"/>
+            <w:tcMar>
+              <w:top w:type="dxa" w:w="80"/>
+              <w:left w:type="dxa" w:w="120"/>
+              <w:bottom w:type="dxa" w:w="80"/>
+              <w:right w:type="dxa" w:w="120"/>
+            </w:tcMar>
+          </w:tcPr>
+          <w:p>
+            <w:r>
+              <w:rPr>
+                <w:rFonts w:ascii="Arial" w:cs="Arial" w:eastAsia="Arial" w:hAnsi="Arial"/>
+                <w:b/>
+                <w:bCs/>
+                <w:sz w:val="20"/>
+                <w:szCs w:val="20"/>
+              </w:rPr>
+              <w:t xml:space="preserve">存放</w:t>
+            </w:r>
+          </w:p>
+        </w:tc>
+        <w:tc>
+          <w:tcPr>
+            <w:tcW w:type="dxa" w:w="6200"/>
+            <w:tcBorders>
+              <w:top w:val="single" w:color="AAAAAA" w:sz="4"/>
+              <w:left w:val="single" w:color="AAAAAA" w:sz="4"/>
+              <w:bottom w:val="single" w:color="AAAAAA" w:sz="4"/>
+              <w:right w:val="single" w:color="AAAAAA" w:sz="4"/>
+            </w:tcBorders>
+            <w:shd w:fill="FFFFFF" w:val="clear"/>
+            <w:tcMar>
+              <w:top w:type="dxa" w:w="80"/>
+              <w:left w:type="dxa" w:w="120"/>
+              <w:bottom w:type="dxa" w:w="80"/>
+              <w:right w:type="dxa" w:w="120"/>
+            </w:tcMar>
+          </w:tcPr>
+          <w:p>
+            <w:r>
+              <w:rPr>
+                <w:rFonts w:ascii="Arial" w:cs="Arial" w:eastAsia="Arial" w:hAnsi="Arial"/>
+                <w:sz w:val="20"/>
+                <w:szCs w:val="20"/>
+              </w:rPr>
+              <w:t xml:space="preserve">倒入容器冷藏，保质期 2 天</w:t>
             </w:r>
           </w:p>
         </w:tc>
@@ -13681,6 +14849,777 @@
           <w:sz w:val="24"/>
           <w:szCs w:val="24"/>
         </w:rPr>
+        <w:t xml:space="preserve">华夫饼酱（EWS / WS）</w:t>
+      </w:r>
+    </w:p>
+    <w:tbl>
+      <w:tblPr>
+        <w:tblW w:type="dxa" w:w="9000"/>
+        <w:tblBorders>
+          <w:top w:val="single" w:color="auto" w:sz="4"/>
+          <w:left w:val="single" w:color="auto" w:sz="4"/>
+          <w:bottom w:val="single" w:color="auto" w:sz="4"/>
+          <w:right w:val="single" w:color="auto" w:sz="4"/>
+          <w:insideH w:val="single" w:color="auto" w:sz="4"/>
+          <w:insideV w:val="single" w:color="auto" w:sz="4"/>
+        </w:tblBorders>
+      </w:tblPr>
+      <w:tblGrid>
+        <w:gridCol w:w="2800"/>
+        <w:gridCol w:w="6200"/>
+      </w:tblGrid>
+      <w:tr>
+        <w:tc>
+          <w:tcPr>
+            <w:tcW w:type="dxa" w:w="2800"/>
+            <w:tcBorders>
+              <w:top w:val="single" w:color="AAAAAA" w:sz="4"/>
+              <w:left w:val="single" w:color="AAAAAA" w:sz="4"/>
+              <w:bottom w:val="single" w:color="AAAAAA" w:sz="4"/>
+              <w:right w:val="single" w:color="AAAAAA" w:sz="4"/>
+            </w:tcBorders>
+            <w:shd w:fill="D6E4F0" w:val="clear"/>
+            <w:tcMar>
+              <w:top w:type="dxa" w:w="80"/>
+              <w:left w:type="dxa" w:w="120"/>
+              <w:bottom w:type="dxa" w:w="80"/>
+              <w:right w:type="dxa" w:w="120"/>
+            </w:tcMar>
+          </w:tcPr>
+          <w:p>
+            <w:r>
+              <w:rPr>
+                <w:rFonts w:ascii="Arial" w:cs="Arial" w:eastAsia="Arial" w:hAnsi="Arial"/>
+                <w:b/>
+                <w:bCs/>
+                <w:color w:val="1F4E79"/>
+                <w:sz w:val="20"/>
+                <w:szCs w:val="20"/>
+              </w:rPr>
+              <w:t xml:space="preserve">项目</w:t>
+            </w:r>
+          </w:p>
+        </w:tc>
+        <w:tc>
+          <w:tcPr>
+            <w:tcW w:type="dxa" w:w="6200"/>
+            <w:tcBorders>
+              <w:top w:val="single" w:color="AAAAAA" w:sz="4"/>
+              <w:left w:val="single" w:color="AAAAAA" w:sz="4"/>
+              <w:bottom w:val="single" w:color="AAAAAA" w:sz="4"/>
+              <w:right w:val="single" w:color="AAAAAA" w:sz="4"/>
+            </w:tcBorders>
+            <w:shd w:fill="D6E4F0" w:val="clear"/>
+            <w:tcMar>
+              <w:top w:type="dxa" w:w="80"/>
+              <w:left w:type="dxa" w:w="120"/>
+              <w:bottom w:type="dxa" w:w="80"/>
+              <w:right w:type="dxa" w:w="120"/>
+            </w:tcMar>
+          </w:tcPr>
+          <w:p>
+            <w:r>
+              <w:rPr>
+                <w:rFonts w:ascii="Arial" w:cs="Arial" w:eastAsia="Arial" w:hAnsi="Arial"/>
+                <w:b/>
+                <w:bCs/>
+                <w:color w:val="1F4E79"/>
+                <w:sz w:val="20"/>
+                <w:szCs w:val="20"/>
+              </w:rPr>
+              <w:t xml:space="preserve">内容</w:t>
+            </w:r>
+          </w:p>
+        </w:tc>
+      </w:tr>
+      <w:tr>
+        <w:tc>
+          <w:tcPr>
+            <w:tcW w:type="dxa" w:w="2800"/>
+            <w:tcBorders>
+              <w:top w:val="single" w:color="AAAAAA" w:sz="4"/>
+              <w:left w:val="single" w:color="AAAAAA" w:sz="4"/>
+              <w:bottom w:val="single" w:color="AAAAAA" w:sz="4"/>
+              <w:right w:val="single" w:color="AAAAAA" w:sz="4"/>
+            </w:tcBorders>
+            <w:shd w:fill="FFFFFF" w:val="clear"/>
+            <w:tcMar>
+              <w:top w:type="dxa" w:w="80"/>
+              <w:left w:type="dxa" w:w="120"/>
+              <w:bottom w:type="dxa" w:w="80"/>
+              <w:right w:type="dxa" w:w="120"/>
+            </w:tcMar>
+          </w:tcPr>
+          <w:p>
+            <w:r>
+              <w:rPr>
+                <w:rFonts w:ascii="Arial" w:cs="Arial" w:eastAsia="Arial" w:hAnsi="Arial"/>
+                <w:b/>
+                <w:bCs/>
+                <w:sz w:val="20"/>
+                <w:szCs w:val="20"/>
+              </w:rPr>
+              <w:t xml:space="preserve">材料</w:t>
+            </w:r>
+          </w:p>
+        </w:tc>
+        <w:tc>
+          <w:tcPr>
+            <w:tcW w:type="dxa" w:w="6200"/>
+            <w:tcBorders>
+              <w:top w:val="single" w:color="AAAAAA" w:sz="4"/>
+              <w:left w:val="single" w:color="AAAAAA" w:sz="4"/>
+              <w:bottom w:val="single" w:color="AAAAAA" w:sz="4"/>
+              <w:right w:val="single" w:color="AAAAAA" w:sz="4"/>
+            </w:tcBorders>
+            <w:shd w:fill="FFFFFF" w:val="clear"/>
+            <w:tcMar>
+              <w:top w:type="dxa" w:w="80"/>
+              <w:left w:type="dxa" w:w="120"/>
+              <w:bottom w:type="dxa" w:w="80"/>
+              <w:right w:type="dxa" w:w="120"/>
+            </w:tcMar>
+          </w:tcPr>
+          <w:p>
+            <w:r>
+              <w:rPr>
+                <w:rFonts w:ascii="Arial" w:cs="Arial" w:eastAsia="Arial" w:hAnsi="Arial"/>
+                <w:sz w:val="20"/>
+                <w:szCs w:val="20"/>
+              </w:rPr>
+              <w:t xml:space="preserve">华夫饼粉 1100 g + 牛奶 500 ml + 鸡蛋 10 个</w:t>
+            </w:r>
+          </w:p>
+        </w:tc>
+      </w:tr>
+      <w:tr>
+        <w:tc>
+          <w:tcPr>
+            <w:tcW w:type="dxa" w:w="2800"/>
+            <w:tcBorders>
+              <w:top w:val="single" w:color="AAAAAA" w:sz="4"/>
+              <w:left w:val="single" w:color="AAAAAA" w:sz="4"/>
+              <w:bottom w:val="single" w:color="AAAAAA" w:sz="4"/>
+              <w:right w:val="single" w:color="AAAAAA" w:sz="4"/>
+            </w:tcBorders>
+            <w:shd w:fill="F5F5F5" w:val="clear"/>
+            <w:tcMar>
+              <w:top w:type="dxa" w:w="80"/>
+              <w:left w:type="dxa" w:w="120"/>
+              <w:bottom w:type="dxa" w:w="80"/>
+              <w:right w:type="dxa" w:w="120"/>
+            </w:tcMar>
+          </w:tcPr>
+          <w:p>
+            <w:r>
+              <w:rPr>
+                <w:rFonts w:ascii="Arial" w:cs="Arial" w:eastAsia="Arial" w:hAnsi="Arial"/>
+                <w:b/>
+                <w:bCs/>
+                <w:sz w:val="20"/>
+                <w:szCs w:val="20"/>
+              </w:rPr>
+              <w:t xml:space="preserve">做法</w:t>
+            </w:r>
+          </w:p>
+        </w:tc>
+        <w:tc>
+          <w:tcPr>
+            <w:tcW w:type="dxa" w:w="6200"/>
+            <w:tcBorders>
+              <w:top w:val="single" w:color="AAAAAA" w:sz="4"/>
+              <w:left w:val="single" w:color="AAAAAA" w:sz="4"/>
+              <w:bottom w:val="single" w:color="AAAAAA" w:sz="4"/>
+              <w:right w:val="single" w:color="AAAAAA" w:sz="4"/>
+            </w:tcBorders>
+            <w:shd w:fill="F5F5F5" w:val="clear"/>
+            <w:tcMar>
+              <w:top w:type="dxa" w:w="80"/>
+              <w:left w:type="dxa" w:w="120"/>
+              <w:bottom w:type="dxa" w:w="80"/>
+              <w:right w:type="dxa" w:w="120"/>
+            </w:tcMar>
+          </w:tcPr>
+          <w:p>
+            <w:r>
+              <w:rPr>
+                <w:rFonts w:ascii="Arial" w:cs="Arial" w:eastAsia="Arial" w:hAnsi="Arial"/>
+                <w:sz w:val="20"/>
+                <w:szCs w:val="20"/>
+              </w:rPr>
+              <w:t xml:space="preserve">先将粉拌匀，再放入搅拌机搅拌均匀</w:t>
+            </w:r>
+          </w:p>
+        </w:tc>
+      </w:tr>
+    </w:tbl>
+    <w:p>
+      <w:pPr>
+        <w:spacing w:after="120" w:before="240"/>
+      </w:pPr>
+      <w:r>
+        <w:rPr>
+          <w:rFonts w:ascii="Arial" w:cs="Arial" w:eastAsia="Arial" w:hAnsi="Arial"/>
+          <w:b/>
+          <w:bCs/>
+          <w:color w:val="1F4E79"/>
+          <w:sz w:val="24"/>
+          <w:szCs w:val="24"/>
+        </w:rPr>
+        <w:t xml:space="preserve">炼奶（CM）</w:t>
+      </w:r>
+    </w:p>
+    <w:tbl>
+      <w:tblPr>
+        <w:tblW w:type="dxa" w:w="9000"/>
+        <w:tblBorders>
+          <w:top w:val="single" w:color="auto" w:sz="4"/>
+          <w:left w:val="single" w:color="auto" w:sz="4"/>
+          <w:bottom w:val="single" w:color="auto" w:sz="4"/>
+          <w:right w:val="single" w:color="auto" w:sz="4"/>
+          <w:insideH w:val="single" w:color="auto" w:sz="4"/>
+          <w:insideV w:val="single" w:color="auto" w:sz="4"/>
+        </w:tblBorders>
+      </w:tblPr>
+      <w:tblGrid>
+        <w:gridCol w:w="2800"/>
+        <w:gridCol w:w="6200"/>
+      </w:tblGrid>
+      <w:tr>
+        <w:tc>
+          <w:tcPr>
+            <w:tcW w:type="dxa" w:w="2800"/>
+            <w:tcBorders>
+              <w:top w:val="single" w:color="AAAAAA" w:sz="4"/>
+              <w:left w:val="single" w:color="AAAAAA" w:sz="4"/>
+              <w:bottom w:val="single" w:color="AAAAAA" w:sz="4"/>
+              <w:right w:val="single" w:color="AAAAAA" w:sz="4"/>
+            </w:tcBorders>
+            <w:shd w:fill="D6E4F0" w:val="clear"/>
+            <w:tcMar>
+              <w:top w:type="dxa" w:w="80"/>
+              <w:left w:type="dxa" w:w="120"/>
+              <w:bottom w:type="dxa" w:w="80"/>
+              <w:right w:type="dxa" w:w="120"/>
+            </w:tcMar>
+          </w:tcPr>
+          <w:p>
+            <w:r>
+              <w:rPr>
+                <w:rFonts w:ascii="Arial" w:cs="Arial" w:eastAsia="Arial" w:hAnsi="Arial"/>
+                <w:b/>
+                <w:bCs/>
+                <w:color w:val="1F4E79"/>
+                <w:sz w:val="20"/>
+                <w:szCs w:val="20"/>
+              </w:rPr>
+              <w:t xml:space="preserve">项目</w:t>
+            </w:r>
+          </w:p>
+        </w:tc>
+        <w:tc>
+          <w:tcPr>
+            <w:tcW w:type="dxa" w:w="6200"/>
+            <w:tcBorders>
+              <w:top w:val="single" w:color="AAAAAA" w:sz="4"/>
+              <w:left w:val="single" w:color="AAAAAA" w:sz="4"/>
+              <w:bottom w:val="single" w:color="AAAAAA" w:sz="4"/>
+              <w:right w:val="single" w:color="AAAAAA" w:sz="4"/>
+            </w:tcBorders>
+            <w:shd w:fill="D6E4F0" w:val="clear"/>
+            <w:tcMar>
+              <w:top w:type="dxa" w:w="80"/>
+              <w:left w:type="dxa" w:w="120"/>
+              <w:bottom w:type="dxa" w:w="80"/>
+              <w:right w:type="dxa" w:w="120"/>
+            </w:tcMar>
+          </w:tcPr>
+          <w:p>
+            <w:r>
+              <w:rPr>
+                <w:rFonts w:ascii="Arial" w:cs="Arial" w:eastAsia="Arial" w:hAnsi="Arial"/>
+                <w:b/>
+                <w:bCs/>
+                <w:color w:val="1F4E79"/>
+                <w:sz w:val="20"/>
+                <w:szCs w:val="20"/>
+              </w:rPr>
+              <w:t xml:space="preserve">内容</w:t>
+            </w:r>
+          </w:p>
+        </w:tc>
+      </w:tr>
+      <w:tr>
+        <w:tc>
+          <w:tcPr>
+            <w:tcW w:type="dxa" w:w="2800"/>
+            <w:tcBorders>
+              <w:top w:val="single" w:color="AAAAAA" w:sz="4"/>
+              <w:left w:val="single" w:color="AAAAAA" w:sz="4"/>
+              <w:bottom w:val="single" w:color="AAAAAA" w:sz="4"/>
+              <w:right w:val="single" w:color="AAAAAA" w:sz="4"/>
+            </w:tcBorders>
+            <w:shd w:fill="FFFFFF" w:val="clear"/>
+            <w:tcMar>
+              <w:top w:type="dxa" w:w="80"/>
+              <w:left w:type="dxa" w:w="120"/>
+              <w:bottom w:type="dxa" w:w="80"/>
+              <w:right w:type="dxa" w:w="120"/>
+            </w:tcMar>
+          </w:tcPr>
+          <w:p>
+            <w:r>
+              <w:rPr>
+                <w:rFonts w:ascii="Arial" w:cs="Arial" w:eastAsia="Arial" w:hAnsi="Arial"/>
+                <w:b/>
+                <w:bCs/>
+                <w:sz w:val="20"/>
+                <w:szCs w:val="20"/>
+              </w:rPr>
+              <w:t xml:space="preserve">说明</w:t>
+            </w:r>
+          </w:p>
+        </w:tc>
+        <w:tc>
+          <w:tcPr>
+            <w:tcW w:type="dxa" w:w="6200"/>
+            <w:tcBorders>
+              <w:top w:val="single" w:color="AAAAAA" w:sz="4"/>
+              <w:left w:val="single" w:color="AAAAAA" w:sz="4"/>
+              <w:bottom w:val="single" w:color="AAAAAA" w:sz="4"/>
+              <w:right w:val="single" w:color="AAAAAA" w:sz="4"/>
+            </w:tcBorders>
+            <w:shd w:fill="FFFFFF" w:val="clear"/>
+            <w:tcMar>
+              <w:top w:type="dxa" w:w="80"/>
+              <w:left w:type="dxa" w:w="120"/>
+              <w:bottom w:type="dxa" w:w="80"/>
+              <w:right w:type="dxa" w:w="120"/>
+            </w:tcMar>
+          </w:tcPr>
+          <w:p>
+            <w:r>
+              <w:rPr>
+                <w:rFonts w:ascii="Arial" w:cs="Arial" w:eastAsia="Arial" w:hAnsi="Arial"/>
+                <w:sz w:val="20"/>
+                <w:szCs w:val="20"/>
+              </w:rPr>
+              <w:t xml:space="preserve">炼奶（Condensed Milk）: 花奶（Evaporated Milk）= 7 : 1</w:t>
+            </w:r>
+          </w:p>
+        </w:tc>
+      </w:tr>
+      <w:tr>
+        <w:tc>
+          <w:tcPr>
+            <w:tcW w:type="dxa" w:w="2800"/>
+            <w:tcBorders>
+              <w:top w:val="single" w:color="AAAAAA" w:sz="4"/>
+              <w:left w:val="single" w:color="AAAAAA" w:sz="4"/>
+              <w:bottom w:val="single" w:color="AAAAAA" w:sz="4"/>
+              <w:right w:val="single" w:color="AAAAAA" w:sz="4"/>
+            </w:tcBorders>
+            <w:shd w:fill="F5F5F5" w:val="clear"/>
+            <w:tcMar>
+              <w:top w:type="dxa" w:w="80"/>
+              <w:left w:type="dxa" w:w="120"/>
+              <w:bottom w:type="dxa" w:w="80"/>
+              <w:right w:type="dxa" w:w="120"/>
+            </w:tcMar>
+          </w:tcPr>
+          <w:p>
+            <w:r>
+              <w:rPr>
+                <w:rFonts w:ascii="Arial" w:cs="Arial" w:eastAsia="Arial" w:hAnsi="Arial"/>
+                <w:b/>
+                <w:bCs/>
+                <w:sz w:val="20"/>
+                <w:szCs w:val="20"/>
+              </w:rPr>
+              <w:t xml:space="preserve">用途</w:t>
+            </w:r>
+          </w:p>
+        </w:tc>
+        <w:tc>
+          <w:tcPr>
+            <w:tcW w:type="dxa" w:w="6200"/>
+            <w:tcBorders>
+              <w:top w:val="single" w:color="AAAAAA" w:sz="4"/>
+              <w:left w:val="single" w:color="AAAAAA" w:sz="4"/>
+              <w:bottom w:val="single" w:color="AAAAAA" w:sz="4"/>
+              <w:right w:val="single" w:color="AAAAAA" w:sz="4"/>
+            </w:tcBorders>
+            <w:shd w:fill="F5F5F5" w:val="clear"/>
+            <w:tcMar>
+              <w:top w:type="dxa" w:w="80"/>
+              <w:left w:type="dxa" w:w="120"/>
+              <w:bottom w:type="dxa" w:w="80"/>
+              <w:right w:type="dxa" w:w="120"/>
+            </w:tcMar>
+          </w:tcPr>
+          <w:p>
+            <w:r>
+              <w:rPr>
+                <w:rFonts w:ascii="Arial" w:cs="Arial" w:eastAsia="Arial" w:hAnsi="Arial"/>
+                <w:sz w:val="20"/>
+                <w:szCs w:val="20"/>
+              </w:rPr>
+              <w:t xml:space="preserve">芋泥、紫薯泥、牛油果酱等配料用</w:t>
+            </w:r>
+          </w:p>
+        </w:tc>
+      </w:tr>
+    </w:tbl>
+    <w:p>
+      <w:pPr>
+        <w:spacing w:after="120" w:before="240"/>
+      </w:pPr>
+      <w:r>
+        <w:rPr>
+          <w:rFonts w:ascii="Arial" w:cs="Arial" w:eastAsia="Arial" w:hAnsi="Arial"/>
+          <w:b/>
+          <w:bCs/>
+          <w:color w:val="1F4E79"/>
+          <w:sz w:val="24"/>
+          <w:szCs w:val="24"/>
+        </w:rPr>
+        <w:t xml:space="preserve">芋奶（TM）</w:t>
+      </w:r>
+    </w:p>
+    <w:tbl>
+      <w:tblPr>
+        <w:tblW w:type="dxa" w:w="9000"/>
+        <w:tblBorders>
+          <w:top w:val="single" w:color="auto" w:sz="4"/>
+          <w:left w:val="single" w:color="auto" w:sz="4"/>
+          <w:bottom w:val="single" w:color="auto" w:sz="4"/>
+          <w:right w:val="single" w:color="auto" w:sz="4"/>
+          <w:insideH w:val="single" w:color="auto" w:sz="4"/>
+          <w:insideV w:val="single" w:color="auto" w:sz="4"/>
+        </w:tblBorders>
+      </w:tblPr>
+      <w:tblGrid>
+        <w:gridCol w:w="2800"/>
+        <w:gridCol w:w="6200"/>
+      </w:tblGrid>
+      <w:tr>
+        <w:tc>
+          <w:tcPr>
+            <w:tcW w:type="dxa" w:w="2800"/>
+            <w:tcBorders>
+              <w:top w:val="single" w:color="AAAAAA" w:sz="4"/>
+              <w:left w:val="single" w:color="AAAAAA" w:sz="4"/>
+              <w:bottom w:val="single" w:color="AAAAAA" w:sz="4"/>
+              <w:right w:val="single" w:color="AAAAAA" w:sz="4"/>
+            </w:tcBorders>
+            <w:shd w:fill="D6E4F0" w:val="clear"/>
+            <w:tcMar>
+              <w:top w:type="dxa" w:w="80"/>
+              <w:left w:type="dxa" w:w="120"/>
+              <w:bottom w:type="dxa" w:w="80"/>
+              <w:right w:type="dxa" w:w="120"/>
+            </w:tcMar>
+          </w:tcPr>
+          <w:p>
+            <w:r>
+              <w:rPr>
+                <w:rFonts w:ascii="Arial" w:cs="Arial" w:eastAsia="Arial" w:hAnsi="Arial"/>
+                <w:b/>
+                <w:bCs/>
+                <w:color w:val="1F4E79"/>
+                <w:sz w:val="20"/>
+                <w:szCs w:val="20"/>
+              </w:rPr>
+              <w:t xml:space="preserve">项目</w:t>
+            </w:r>
+          </w:p>
+        </w:tc>
+        <w:tc>
+          <w:tcPr>
+            <w:tcW w:type="dxa" w:w="6200"/>
+            <w:tcBorders>
+              <w:top w:val="single" w:color="AAAAAA" w:sz="4"/>
+              <w:left w:val="single" w:color="AAAAAA" w:sz="4"/>
+              <w:bottom w:val="single" w:color="AAAAAA" w:sz="4"/>
+              <w:right w:val="single" w:color="AAAAAA" w:sz="4"/>
+            </w:tcBorders>
+            <w:shd w:fill="D6E4F0" w:val="clear"/>
+            <w:tcMar>
+              <w:top w:type="dxa" w:w="80"/>
+              <w:left w:type="dxa" w:w="120"/>
+              <w:bottom w:type="dxa" w:w="80"/>
+              <w:right w:type="dxa" w:w="120"/>
+            </w:tcMar>
+          </w:tcPr>
+          <w:p>
+            <w:r>
+              <w:rPr>
+                <w:rFonts w:ascii="Arial" w:cs="Arial" w:eastAsia="Arial" w:hAnsi="Arial"/>
+                <w:b/>
+                <w:bCs/>
+                <w:color w:val="1F4E79"/>
+                <w:sz w:val="20"/>
+                <w:szCs w:val="20"/>
+              </w:rPr>
+              <w:t xml:space="preserve">内容</w:t>
+            </w:r>
+          </w:p>
+        </w:tc>
+      </w:tr>
+      <w:tr>
+        <w:tc>
+          <w:tcPr>
+            <w:tcW w:type="dxa" w:w="2800"/>
+            <w:tcBorders>
+              <w:top w:val="single" w:color="AAAAAA" w:sz="4"/>
+              <w:left w:val="single" w:color="AAAAAA" w:sz="4"/>
+              <w:bottom w:val="single" w:color="AAAAAA" w:sz="4"/>
+              <w:right w:val="single" w:color="AAAAAA" w:sz="4"/>
+            </w:tcBorders>
+            <w:shd w:fill="F5F5F5" w:val="clear"/>
+            <w:tcMar>
+              <w:top w:type="dxa" w:w="80"/>
+              <w:left w:type="dxa" w:w="120"/>
+              <w:bottom w:type="dxa" w:w="80"/>
+              <w:right w:type="dxa" w:w="120"/>
+            </w:tcMar>
+          </w:tcPr>
+          <w:p>
+            <w:r>
+              <w:rPr>
+                <w:rFonts w:ascii="Arial" w:cs="Arial" w:eastAsia="Arial" w:hAnsi="Arial"/>
+                <w:b/>
+                <w:bCs/>
+                <w:sz w:val="20"/>
+                <w:szCs w:val="20"/>
+              </w:rPr>
+              <w:t xml:space="preserve">保质期</w:t>
+            </w:r>
+          </w:p>
+        </w:tc>
+        <w:tc>
+          <w:tcPr>
+            <w:tcW w:type="dxa" w:w="6200"/>
+            <w:tcBorders>
+              <w:top w:val="single" w:color="AAAAAA" w:sz="4"/>
+              <w:left w:val="single" w:color="AAAAAA" w:sz="4"/>
+              <w:bottom w:val="single" w:color="AAAAAA" w:sz="4"/>
+              <w:right w:val="single" w:color="AAAAAA" w:sz="4"/>
+            </w:tcBorders>
+            <w:shd w:fill="F5F5F5" w:val="clear"/>
+            <w:tcMar>
+              <w:top w:type="dxa" w:w="80"/>
+              <w:left w:type="dxa" w:w="120"/>
+              <w:bottom w:type="dxa" w:w="80"/>
+              <w:right w:type="dxa" w:w="120"/>
+            </w:tcMar>
+          </w:tcPr>
+          <w:p>
+            <w:r>
+              <w:rPr>
+                <w:rFonts w:ascii="Arial" w:cs="Arial" w:eastAsia="Arial" w:hAnsi="Arial"/>
+                <w:sz w:val="20"/>
+                <w:szCs w:val="20"/>
+              </w:rPr>
+              <w:t xml:space="preserve">3 天</w:t>
+            </w:r>
+          </w:p>
+        </w:tc>
+      </w:tr>
+      <w:tr>
+        <w:tc>
+          <w:tcPr>
+            <w:tcW w:type="dxa" w:w="2800"/>
+            <w:tcBorders>
+              <w:top w:val="single" w:color="AAAAAA" w:sz="4"/>
+              <w:left w:val="single" w:color="AAAAAA" w:sz="4"/>
+              <w:bottom w:val="single" w:color="AAAAAA" w:sz="4"/>
+              <w:right w:val="single" w:color="AAAAAA" w:sz="4"/>
+            </w:tcBorders>
+            <w:shd w:fill="FFFFFF" w:val="clear"/>
+            <w:tcMar>
+              <w:top w:type="dxa" w:w="80"/>
+              <w:left w:type="dxa" w:w="120"/>
+              <w:bottom w:type="dxa" w:w="80"/>
+              <w:right w:type="dxa" w:w="120"/>
+            </w:tcMar>
+          </w:tcPr>
+          <w:p>
+            <w:r>
+              <w:rPr>
+                <w:rFonts w:ascii="Arial" w:cs="Arial" w:eastAsia="Arial" w:hAnsi="Arial"/>
+                <w:b/>
+                <w:bCs/>
+                <w:sz w:val="20"/>
+                <w:szCs w:val="20"/>
+              </w:rPr>
+              <w:t xml:space="preserve">材料</w:t>
+            </w:r>
+          </w:p>
+        </w:tc>
+        <w:tc>
+          <w:tcPr>
+            <w:tcW w:type="dxa" w:w="6200"/>
+            <w:tcBorders>
+              <w:top w:val="single" w:color="AAAAAA" w:sz="4"/>
+              <w:left w:val="single" w:color="AAAAAA" w:sz="4"/>
+              <w:bottom w:val="single" w:color="AAAAAA" w:sz="4"/>
+              <w:right w:val="single" w:color="AAAAAA" w:sz="4"/>
+            </w:tcBorders>
+            <w:shd w:fill="FFFFFF" w:val="clear"/>
+            <w:tcMar>
+              <w:top w:type="dxa" w:w="80"/>
+              <w:left w:type="dxa" w:w="120"/>
+              <w:bottom w:type="dxa" w:w="80"/>
+              <w:right w:type="dxa" w:w="120"/>
+            </w:tcMar>
+          </w:tcPr>
+          <w:p>
+            <w:r>
+              <w:rPr>
+                <w:rFonts w:ascii="Arial" w:cs="Arial" w:eastAsia="Arial" w:hAnsi="Arial"/>
+                <w:sz w:val="20"/>
+                <w:szCs w:val="20"/>
+              </w:rPr>
+              <w:t xml:space="preserve">牛奶 750 ml + 奶油 50 ml + 芋头 7-8 块</w:t>
+            </w:r>
+          </w:p>
+        </w:tc>
+      </w:tr>
+      <w:tr>
+        <w:tc>
+          <w:tcPr>
+            <w:tcW w:type="dxa" w:w="2800"/>
+            <w:tcBorders>
+              <w:top w:val="single" w:color="AAAAAA" w:sz="4"/>
+              <w:left w:val="single" w:color="AAAAAA" w:sz="4"/>
+              <w:bottom w:val="single" w:color="AAAAAA" w:sz="4"/>
+              <w:right w:val="single" w:color="AAAAAA" w:sz="4"/>
+            </w:tcBorders>
+            <w:shd w:fill="F5F5F5" w:val="clear"/>
+            <w:tcMar>
+              <w:top w:type="dxa" w:w="80"/>
+              <w:left w:type="dxa" w:w="120"/>
+              <w:bottom w:type="dxa" w:w="80"/>
+              <w:right w:type="dxa" w:w="120"/>
+            </w:tcMar>
+          </w:tcPr>
+          <w:p>
+            <w:r>
+              <w:rPr>
+                <w:rFonts w:ascii="Arial" w:cs="Arial" w:eastAsia="Arial" w:hAnsi="Arial"/>
+                <w:b/>
+                <w:bCs/>
+                <w:sz w:val="20"/>
+                <w:szCs w:val="20"/>
+              </w:rPr>
+              <w:t xml:space="preserve">做法</w:t>
+            </w:r>
+          </w:p>
+        </w:tc>
+        <w:tc>
+          <w:tcPr>
+            <w:tcW w:type="dxa" w:w="6200"/>
+            <w:tcBorders>
+              <w:top w:val="single" w:color="AAAAAA" w:sz="4"/>
+              <w:left w:val="single" w:color="AAAAAA" w:sz="4"/>
+              <w:bottom w:val="single" w:color="AAAAAA" w:sz="4"/>
+              <w:right w:val="single" w:color="AAAAAA" w:sz="4"/>
+            </w:tcBorders>
+            <w:shd w:fill="F5F5F5" w:val="clear"/>
+            <w:tcMar>
+              <w:top w:type="dxa" w:w="80"/>
+              <w:left w:type="dxa" w:w="120"/>
+              <w:bottom w:type="dxa" w:w="80"/>
+              <w:right w:type="dxa" w:w="120"/>
+            </w:tcMar>
+          </w:tcPr>
+          <w:p>
+            <w:r>
+              <w:rPr>
+                <w:rFonts w:ascii="Arial" w:cs="Arial" w:eastAsia="Arial" w:hAnsi="Arial"/>
+                <w:sz w:val="20"/>
+                <w:szCs w:val="20"/>
+              </w:rPr>
+              <w:t xml:space="preserve">搅拌机打匀</w:t>
+            </w:r>
+          </w:p>
+        </w:tc>
+      </w:tr>
+      <w:tr>
+        <w:tc>
+          <w:tcPr>
+            <w:tcW w:type="dxa" w:w="2800"/>
+            <w:tcBorders>
+              <w:top w:val="single" w:color="AAAAAA" w:sz="4"/>
+              <w:left w:val="single" w:color="AAAAAA" w:sz="4"/>
+              <w:bottom w:val="single" w:color="AAAAAA" w:sz="4"/>
+              <w:right w:val="single" w:color="AAAAAA" w:sz="4"/>
+            </w:tcBorders>
+            <w:shd w:fill="FFFFFF" w:val="clear"/>
+            <w:tcMar>
+              <w:top w:type="dxa" w:w="80"/>
+              <w:left w:type="dxa" w:w="120"/>
+              <w:bottom w:type="dxa" w:w="80"/>
+              <w:right w:type="dxa" w:w="120"/>
+            </w:tcMar>
+          </w:tcPr>
+          <w:p>
+            <w:r>
+              <w:rPr>
+                <w:rFonts w:ascii="Arial" w:cs="Arial" w:eastAsia="Arial" w:hAnsi="Arial"/>
+                <w:b/>
+                <w:bCs/>
+                <w:sz w:val="20"/>
+                <w:szCs w:val="20"/>
+              </w:rPr>
+              <w:t xml:space="preserve">存放</w:t>
+            </w:r>
+          </w:p>
+        </w:tc>
+        <w:tc>
+          <w:tcPr>
+            <w:tcW w:type="dxa" w:w="6200"/>
+            <w:tcBorders>
+              <w:top w:val="single" w:color="AAAAAA" w:sz="4"/>
+              <w:left w:val="single" w:color="AAAAAA" w:sz="4"/>
+              <w:bottom w:val="single" w:color="AAAAAA" w:sz="4"/>
+              <w:right w:val="single" w:color="AAAAAA" w:sz="4"/>
+            </w:tcBorders>
+            <w:shd w:fill="FFFFFF" w:val="clear"/>
+            <w:tcMar>
+              <w:top w:type="dxa" w:w="80"/>
+              <w:left w:type="dxa" w:w="120"/>
+              <w:bottom w:type="dxa" w:w="80"/>
+              <w:right w:type="dxa" w:w="120"/>
+            </w:tcMar>
+          </w:tcPr>
+          <w:p>
+            <w:r>
+              <w:rPr>
+                <w:rFonts w:ascii="Arial" w:cs="Arial" w:eastAsia="Arial" w:hAnsi="Arial"/>
+                <w:sz w:val="20"/>
+                <w:szCs w:val="20"/>
+              </w:rPr>
+              <w:t xml:space="preserve">白色透明桶</w:t>
+            </w:r>
+          </w:p>
+        </w:tc>
+      </w:tr>
+    </w:tbl>
+    <w:p>
+      <w:pPr>
+        <w:spacing w:after="120" w:before="240"/>
+      </w:pPr>
+      <w:r>
+        <w:rPr>
+          <w:rFonts w:ascii="Arial" w:cs="Arial" w:eastAsia="Arial" w:hAnsi="Arial"/>
+          <w:b/>
+          <w:bCs/>
+          <w:color w:val="1F4E79"/>
+          <w:sz w:val="24"/>
+          <w:szCs w:val="24"/>
+        </w:rPr>
         <w:t xml:space="preserve">咖啡粉（DC）</w:t>
       </w:r>
     </w:p>
@@ -14708,7 +16647,7 @@
                 <w:sz w:val="20"/>
                 <w:szCs w:val="20"/>
               </w:rPr>
-              <w:t xml:space="preserve">削皮，泡入 2500 ml 水 + 10 ml 柠檬汁中</w:t>
+              <w:t xml:space="preserve">削皮后切成方块，大小比芋头块稍小；先备 2500 ml 冷水 + 10 ml 柠檬汁，削皮后直接放入水中防氧化</w:t>
             </w:r>
           </w:p>
         </w:tc>

--- a/甜品店备品手册_updated.docx
+++ b/甜品店备品手册_updated.docx
@@ -12953,7 +12953,7 @@
                 <w:sz w:val="20"/>
                 <w:szCs w:val="20"/>
               </w:rPr>
-              <w:t xml:space="preserve">倒入容器冷藏，保质期 2 天</w:t>
+              <w:t xml:space="preserve">倒入容器冷藏，保质期 7 天</w:t>
             </w:r>
           </w:p>
         </w:tc>
@@ -15145,6 +15145,66 @@
                 <w:szCs w:val="20"/>
               </w:rPr>
               <w:t xml:space="preserve">内容</w:t>
+            </w:r>
+          </w:p>
+        </w:tc>
+      </w:tr>
+      <w:tr>
+        <w:tc>
+          <w:tcPr>
+            <w:tcW w:type="dxa" w:w="2800"/>
+            <w:tcBorders>
+              <w:top w:val="single" w:color="AAAAAA" w:sz="4"/>
+              <w:left w:val="single" w:color="AAAAAA" w:sz="4"/>
+              <w:bottom w:val="single" w:color="AAAAAA" w:sz="4"/>
+              <w:right w:val="single" w:color="AAAAAA" w:sz="4"/>
+            </w:tcBorders>
+            <w:shd w:fill="F5F5F5" w:val="clear"/>
+            <w:tcMar>
+              <w:top w:type="dxa" w:w="80"/>
+              <w:left w:type="dxa" w:w="120"/>
+              <w:bottom w:type="dxa" w:w="80"/>
+              <w:right w:type="dxa" w:w="120"/>
+            </w:tcMar>
+          </w:tcPr>
+          <w:p>
+            <w:r>
+              <w:rPr>
+                <w:rFonts w:ascii="Arial" w:cs="Arial" w:eastAsia="Arial" w:hAnsi="Arial"/>
+                <w:b/>
+                <w:bCs/>
+                <w:sz w:val="20"/>
+                <w:szCs w:val="20"/>
+              </w:rPr>
+              <w:t xml:space="preserve">保质期</w:t>
+            </w:r>
+          </w:p>
+        </w:tc>
+        <w:tc>
+          <w:tcPr>
+            <w:tcW w:type="dxa" w:w="6200"/>
+            <w:tcBorders>
+              <w:top w:val="single" w:color="AAAAAA" w:sz="4"/>
+              <w:left w:val="single" w:color="AAAAAA" w:sz="4"/>
+              <w:bottom w:val="single" w:color="AAAAAA" w:sz="4"/>
+              <w:right w:val="single" w:color="AAAAAA" w:sz="4"/>
+            </w:tcBorders>
+            <w:shd w:fill="F5F5F5" w:val="clear"/>
+            <w:tcMar>
+              <w:top w:type="dxa" w:w="80"/>
+              <w:left w:type="dxa" w:w="120"/>
+              <w:bottom w:type="dxa" w:w="80"/>
+              <w:right w:type="dxa" w:w="120"/>
+            </w:tcMar>
+          </w:tcPr>
+          <w:p>
+            <w:r>
+              <w:rPr>
+                <w:rFonts w:ascii="Arial" w:cs="Arial" w:eastAsia="Arial" w:hAnsi="Arial"/>
+                <w:sz w:val="20"/>
+                <w:szCs w:val="20"/>
+              </w:rPr>
+              <w:t xml:space="preserve">5 天</w:t>
             </w:r>
           </w:p>
         </w:tc>
